--- a/data/revised_2026-10_full/tracked/v2/Biology/SS3.2_Animal_Transport/Biology_Animal_Transport_SummaryTable_TRACKED.docx
+++ b/data/revised_2026-10_full/tracked/v2/Biology/SS3.2_Animal_Transport/Biology_Animal_Transport_SummaryTable_TRACKED.docx
@@ -736,7 +736,7 @@
               </w:rPr>
               <w:t xml:space="preserve">Learners measured and recorded their own pulse rate (BPM) and breathing rate at rest, immediately after 2 minutes of star jumps, and after 5 minutes of recovery. They also calculated the surface-area-to-volume (SA:V) ratio for cubes of three different sizes (1 cm, 2 cm, 3 cm sides) and compared their pulse-rate recovery curve to </w:t>
             </w:r>
-            <w:del w:id="9001" w:author="Claude (AI) - proposed" w:date="2026-10-15T02:50:01Z">
+            <w:del w:id="9001" w:author="Claude (AI) - proposed" w:date="2026-10-18T00:26:16Z">
               <w:r>
                 <w:rPr>
                   <w:rFonts w:ascii="Arial" w:cs="Arial" w:eastAsia="Arial" w:hAnsi="Arial"/>
@@ -751,7 +751,7 @@
                 <w:delText xml:space="preserve">Eliud Kipchoge's published</w:delText>
               </w:r>
             </w:del>
-            <w:ins w:id="9002" w:author="Claude (AI) - proposed" w:date="2026-10-15T02:50:01Z">
+            <w:ins w:id="9002" w:author="Claude (AI) - proposed" w:date="2026-10-18T00:26:16Z">
               <w:r>
                 <w:rPr>
                   <w:rFonts w:ascii="Arial" w:cs="Arial" w:eastAsia="Arial" w:hAnsi="Arial"/>
@@ -779,7 +779,7 @@
               </w:rPr>
               <w:t xml:space="preserve"> post-race heart-rate </w:t>
             </w:r>
-            <w:del w:id="9003" w:author="Claude (AI) - proposed" w:date="2026-10-15T02:50:01Z">
+            <w:del w:id="9003" w:author="Claude (AI) - proposed" w:date="2026-10-18T00:26:16Z">
               <w:r>
                 <w:rPr>
                   <w:rFonts w:ascii="Arial" w:cs="Arial" w:eastAsia="Arial" w:hAnsi="Arial"/>
@@ -794,7 +794,7 @@
                 <w:delText xml:space="preserve">data</w:delText>
               </w:r>
             </w:del>
-            <w:ins w:id="9004" w:author="Claude (AI) - proposed" w:date="2026-10-15T02:50:01Z">
+            <w:ins w:id="9004" w:author="Claude (AI) - proposed" w:date="2026-10-18T00:26:16Z">
               <w:r>
                 <w:rPr>
                   <w:rFonts w:ascii="Arial" w:cs="Arial" w:eastAsia="Arial" w:hAnsi="Arial"/>
@@ -1284,7 +1284,7 @@
               </w:rPr>
               <w:t xml:space="preserve">Learners observed colour-coded diagrams of the frog's three-chambered heart (two atria, one ventricle) and the reptilian heart with a partially divided ventricle. They traced the path of a red blood cell through the frog's circulatory system using coloured pencils, noting where oxygenated and deoxygenated blood mix in the single ventricle. They also analysed a comparative </w:t>
             </w:r>
-            <w:del w:id="9005" w:author="Claude (AI) - proposed" w:date="2026-10-15T02:50:01Z">
+            <w:del w:id="9005" w:author="Claude (AI) - proposed" w:date="2026-10-18T00:26:16Z">
               <w:r>
                 <w:rPr>
                   <w:rFonts w:ascii="Arial" w:cs="Arial" w:eastAsia="Arial" w:hAnsi="Arial"/>
@@ -1299,7 +1299,7 @@
                 <w:delText xml:space="preserve">data table showing estimated % oxygenation of blood reaching body tissues across five</w:delText>
               </w:r>
             </w:del>
-            <w:ins w:id="9006" w:author="Claude (AI) - proposed" w:date="2026-10-15T02:50:01Z">
+            <w:ins w:id="9006" w:author="Claude (AI) - proposed" w:date="2026-10-18T00:26:16Z">
               <w:r>
                 <w:rPr>
                   <w:rFonts w:ascii="Arial" w:cs="Arial" w:eastAsia="Arial" w:hAnsi="Arial"/>
@@ -1360,7 +1360,7 @@
               </w:rPr>
               <w:t xml:space="preserve">Learners learned that the frog has a three-chambered heart in which oxygenated blood (from </w:t>
             </w:r>
-            <w:del w:id="9007" w:author="Claude (AI) - proposed" w:date="2026-10-15T02:50:01Z">
+            <w:del w:id="9007" w:author="Claude (AI) - proposed" w:date="2026-10-18T00:26:16Z">
               <w:r>
                 <w:rPr>
                   <w:rFonts w:ascii="Arial" w:cs="Arial" w:eastAsia="Arial" w:hAnsi="Arial"/>
@@ -1375,7 +1375,7 @@
                 <w:delText xml:space="preserve">lungs and skin</w:delText>
               </w:r>
             </w:del>
-            <w:ins w:id="9008" w:author="Claude (AI) - proposed" w:date="2026-10-15T02:50:01Z">
+            <w:ins w:id="9008" w:author="Claude (AI) - proposed" w:date="2026-10-18T00:26:16Z">
               <w:r>
                 <w:rPr>
                   <w:rFonts w:ascii="Arial" w:cs="Arial" w:eastAsia="Arial" w:hAnsi="Arial"/>
@@ -1403,7 +1403,7 @@
               </w:rPr>
               <w:t xml:space="preserve">) and deoxygenated blood (from body tissues</w:t>
             </w:r>
-            <w:del w:id="9009" w:author="Claude (AI) - proposed" w:date="2026-10-15T02:50:01Z">
+            <w:del w:id="9009" w:author="Claude (AI) - proposed" w:date="2026-10-18T00:26:16Z">
               <w:r>
                 <w:rPr>
                   <w:rFonts w:ascii="Arial" w:cs="Arial" w:eastAsia="Arial" w:hAnsi="Arial"/>
@@ -1418,7 +1418,7 @@
                 <w:delText xml:space="preserve">) mix</w:delText>
               </w:r>
             </w:del>
-            <w:ins w:id="9010" w:author="Claude (AI) - proposed" w:date="2026-10-15T02:50:01Z">
+            <w:ins w:id="9010" w:author="Claude (AI) - proposed" w:date="2026-10-18T00:26:16Z">
               <w:r>
                 <w:rPr>
                   <w:rFonts w:ascii="Arial" w:cs="Arial" w:eastAsia="Arial" w:hAnsi="Arial"/>
@@ -1787,7 +1787,7 @@
               </w:rPr>
               <w:t xml:space="preserve">Kipchoge's </w:t>
             </w:r>
-            <w:del w:id="9011" w:author="Claude (AI) - proposed" w:date="2026-10-15T02:50:01Z">
+            <w:del w:id="9011" w:author="Claude (AI) - proposed" w:date="2026-10-18T00:26:16Z">
               <w:r>
                 <w:rPr>
                   <w:rFonts w:ascii="Arial" w:cs="Arial" w:eastAsia="Arial" w:hAnsi="Arial"/>
@@ -1802,7 +1802,7 @@
                 <w:delText xml:space="preserve">heart recovers so rapidly from 170 BPM to 37 BPM</w:delText>
               </w:r>
             </w:del>
-            <w:ins w:id="9012" w:author="Claude (AI) - proposed" w:date="2026-10-15T02:50:01Z">
+            <w:ins w:id="9012" w:author="Claude (AI) - proposed" w:date="2026-10-18T00:26:16Z">
               <w:r>
                 <w:rPr>
                   <w:rFonts w:ascii="Arial" w:cs="Arial" w:eastAsia="Arial" w:hAnsi="Arial"/>
@@ -1830,7 +1830,7 @@
               </w:rPr>
               <w:t xml:space="preserve"> because his trained ventricles have a much larger stroke volume (~135 mL per beat vs. ~67 mL for an average person)</w:t>
             </w:r>
-            <w:del w:id="9013" w:author="Claude (AI) - proposed" w:date="2026-10-15T02:50:01Z">
+            <w:del w:id="9013" w:author="Claude (AI) - proposed" w:date="2026-10-18T00:26:16Z">
               <w:r>
                 <w:rPr>
                   <w:rFonts w:ascii="Arial" w:cs="Arial" w:eastAsia="Arial" w:hAnsi="Arial"/>
@@ -1845,7 +1845,7 @@
                 <w:delText xml:space="preserve">. His</w:delText>
               </w:r>
             </w:del>
-            <w:ins w:id="9014" w:author="Claude (AI) - proposed" w:date="2026-10-15T02:50:01Z">
+            <w:ins w:id="9014" w:author="Claude (AI) - proposed" w:date="2026-10-18T00:26:16Z">
               <w:r>
                 <w:rPr>
                   <w:rFonts w:ascii="Arial" w:cs="Arial" w:eastAsia="Arial" w:hAnsi="Arial"/>
@@ -1873,7 +1873,7 @@
               </w:rPr>
               <w:t xml:space="preserve"> SAN only needs to fire</w:t>
             </w:r>
-            <w:ins w:id="9015" w:author="Claude (AI) - proposed" w:date="2026-10-15T02:50:01Z">
+            <w:ins w:id="9015" w:author="Claude (AI) - proposed" w:date="2026-10-18T00:26:16Z">
               <w:r>
                 <w:rPr>
                   <w:rFonts w:ascii="Arial" w:cs="Arial" w:eastAsia="Arial" w:hAnsi="Arial"/>
@@ -1901,7 +1901,7 @@
               </w:rPr>
               <w:t xml:space="preserve"> 37 times per minute at rest to maintain adequate cardiac output</w:t>
             </w:r>
-            <w:del w:id="9016" w:author="Claude (AI) - proposed" w:date="2026-10-15T02:50:01Z">
+            <w:del w:id="9016" w:author="Claude (AI) - proposed" w:date="2026-10-18T00:26:16Z">
               <w:r>
                 <w:rPr>
                   <w:rFonts w:ascii="Arial" w:cs="Arial" w:eastAsia="Arial" w:hAnsi="Arial"/>
@@ -1916,7 +1916,7 @@
                 <w:delText xml:space="preserve">, so once exercise demand drops, his heart rate falls quickly back to this efficient baseline</w:delText>
               </w:r>
             </w:del>
-            <w:ins w:id="9017" w:author="Claude (AI) - proposed" w:date="2026-10-15T02:50:01Z">
+            <w:ins w:id="9017" w:author="Claude (AI) - proposed" w:date="2026-10-18T00:26:16Z">
               <w:r>
                 <w:rPr>
                   <w:rFonts w:ascii="Arial" w:cs="Arial" w:eastAsia="Arial" w:hAnsi="Arial"/>
@@ -2065,7 +2065,7 @@
               </w:rPr>
               <w:t xml:space="preserve">The lymphatic system is a one-way drainage network that collects excess tissue fluid </w:t>
             </w:r>
-            <w:del w:id="9018" w:author="Claude (AI) - proposed" w:date="2026-10-15T02:50:01Z">
+            <w:del w:id="9018" w:author="Claude (AI) - proposed" w:date="2026-10-18T00:26:16Z">
               <w:r>
                 <w:rPr>
                   <w:rFonts w:ascii="Arial" w:cs="Arial" w:eastAsia="Arial" w:hAnsi="Arial"/>
@@ -2093,7 +2093,7 @@
               </w:rPr>
               <w:t xml:space="preserve">from intercellular spaces</w:t>
             </w:r>
-            <w:ins w:id="9019" w:author="Claude (AI) - proposed" w:date="2026-10-15T02:50:01Z">
+            <w:ins w:id="9019" w:author="Claude (AI) - proposed" w:date="2026-10-18T00:26:16Z">
               <w:r>
                 <w:rPr>
                   <w:rFonts w:ascii="Arial" w:cs="Arial" w:eastAsia="Arial" w:hAnsi="Arial"/>
@@ -2121,7 +2121,7 @@
               </w:rPr>
               <w:t xml:space="preserve"> and returns it to the bloodstream via the thoracic duct </w:t>
             </w:r>
-            <w:ins w:id="9020" w:author="Claude (AI) - proposed" w:date="2026-10-15T02:50:01Z">
+            <w:ins w:id="9020" w:author="Claude (AI) - proposed" w:date="2026-10-18T00:26:16Z">
               <w:r>
                 <w:rPr>
                   <w:rFonts w:ascii="Arial" w:cs="Arial" w:eastAsia="Arial" w:hAnsi="Arial"/>
@@ -2149,7 +2149,7 @@
               </w:rPr>
               <w:t xml:space="preserve">and right lymphatic duct</w:t>
             </w:r>
-            <w:ins w:id="9021" w:author="Claude (AI) - proposed" w:date="2026-10-15T02:50:01Z">
+            <w:ins w:id="9021" w:author="Claude (AI) - proposed" w:date="2026-10-18T00:26:16Z">
               <w:r>
                 <w:rPr>
                   <w:rFonts w:ascii="Arial" w:cs="Arial" w:eastAsia="Arial" w:hAnsi="Arial"/>
@@ -2210,7 +2210,7 @@
               </w:rPr>
               <w:t xml:space="preserve">During the Berlin Marathon, the </w:t>
             </w:r>
-            <w:del w:id="9022" w:author="Claude (AI) - proposed" w:date="2026-10-15T02:50:01Z">
+            <w:del w:id="9022" w:author="Claude (AI) - proposed" w:date="2026-10-18T00:26:16Z">
               <w:r>
                 <w:rPr>
                   <w:rFonts w:ascii="Arial" w:cs="Arial" w:eastAsia="Arial" w:hAnsi="Arial"/>
@@ -2225,7 +2225,7 @@
                 <w:delText xml:space="preserve">enormous</w:delText>
               </w:r>
             </w:del>
-            <w:ins w:id="9023" w:author="Claude (AI) - proposed" w:date="2026-10-15T02:50:01Z">
+            <w:ins w:id="9023" w:author="Claude (AI) - proposed" w:date="2026-10-18T00:26:16Z">
               <w:r>
                 <w:rPr>
                   <w:rFonts w:ascii="Arial" w:cs="Arial" w:eastAsia="Arial" w:hAnsi="Arial"/>
@@ -2253,7 +2253,7 @@
               </w:rPr>
               <w:t xml:space="preserve"> blood pressure in Kipchoge's capillaries </w:t>
             </w:r>
-            <w:del w:id="9024" w:author="Claude (AI) - proposed" w:date="2026-10-15T02:50:01Z">
+            <w:del w:id="9024" w:author="Claude (AI) - proposed" w:date="2026-10-18T00:26:16Z">
               <w:r>
                 <w:rPr>
                   <w:rFonts w:ascii="Arial" w:cs="Arial" w:eastAsia="Arial" w:hAnsi="Arial"/>
@@ -2268,7 +2268,7 @@
                 <w:delText xml:space="preserve">forces large volumes of plasma</w:delText>
               </w:r>
             </w:del>
-            <w:ins w:id="9025" w:author="Claude (AI) - proposed" w:date="2026-10-15T02:50:01Z">
+            <w:ins w:id="9025" w:author="Claude (AI) - proposed" w:date="2026-10-18T00:26:16Z">
               <w:r>
                 <w:rPr>
                   <w:rFonts w:ascii="Arial" w:cs="Arial" w:eastAsia="Arial" w:hAnsi="Arial"/>
@@ -2296,7 +2296,7 @@
               </w:rPr>
               <w:t xml:space="preserve"> into his muscle tissues. </w:t>
             </w:r>
-            <w:del w:id="9026" w:author="Claude (AI) - proposed" w:date="2026-10-15T02:50:01Z">
+            <w:del w:id="9026" w:author="Claude (AI) - proposed" w:date="2026-10-18T00:26:16Z">
               <w:r>
                 <w:rPr>
                   <w:rFonts w:ascii="Arial" w:cs="Arial" w:eastAsia="Arial" w:hAnsi="Arial"/>
@@ -2311,7 +2311,7 @@
                 <w:delText xml:space="preserve">The</w:delText>
               </w:r>
             </w:del>
-            <w:ins w:id="9027" w:author="Claude (AI) - proposed" w:date="2026-10-15T02:50:01Z">
+            <w:ins w:id="9027" w:author="Claude (AI) - proposed" w:date="2026-10-18T00:26:16Z">
               <w:r>
                 <w:rPr>
                   <w:rFonts w:ascii="Arial" w:cs="Arial" w:eastAsia="Arial" w:hAnsi="Arial"/>
@@ -2339,7 +2339,7 @@
               </w:rPr>
               <w:t xml:space="preserve"> lymphatic system drains this fluid</w:t>
             </w:r>
-            <w:del w:id="9028" w:author="Claude (AI) - proposed" w:date="2026-10-15T02:50:01Z">
+            <w:del w:id="9028" w:author="Claude (AI) - proposed" w:date="2026-10-18T00:26:16Z">
               <w:r>
                 <w:rPr>
                   <w:rFonts w:ascii="Arial" w:cs="Arial" w:eastAsia="Arial" w:hAnsi="Arial"/>
@@ -2455,7 +2455,7 @@
               </w:rPr>
               <w:t xml:space="preserve">Learners built a physical model of the blood clotting cascade using yarn, beads, and cotton wool; analysed a data table comparing blood counts of a healthy child versus Achieng, a 12-year-old malaria patient from </w:t>
             </w:r>
-            <w:del w:id="9029" w:author="Claude (AI) - proposed" w:date="2026-10-15T02:50:01Z">
+            <w:del w:id="9029" w:author="Claude (AI) - proposed" w:date="2026-10-18T00:26:16Z">
               <w:r>
                 <w:rPr>
                   <w:rFonts w:ascii="Arial" w:cs="Arial" w:eastAsia="Arial" w:hAnsi="Arial"/>
@@ -2470,7 +2470,7 @@
                 <w:delText xml:space="preserve">Mbita</w:delText>
               </w:r>
             </w:del>
-            <w:ins w:id="9030" w:author="Claude (AI) - proposed" w:date="2026-10-15T02:50:01Z">
+            <w:ins w:id="9030" w:author="Claude (AI) - proposed" w:date="2026-10-18T00:26:16Z">
               <w:r>
                 <w:rPr>
                   <w:rFonts w:ascii="Arial" w:cs="Arial" w:eastAsia="Arial" w:hAnsi="Arial"/>
@@ -2564,7 +2564,7 @@
               </w:rPr>
               <w:t xml:space="preserve">Eliud Kipchoge's extraordinary athletic performance depends not only on a powerful heart but on fully functional blood — rich in healthy red blood cells, equipped with an effective immune defence, and capable of rapid clotting at injury sites. A grasshopper's haemolymph, by contrast, lacks fibrin-based clotting</w:t>
             </w:r>
-            <w:del w:id="9031" w:author="Claude (AI) - proposed" w:date="2026-10-15T02:50:01Z">
+            <w:del w:id="9031" w:author="Claude (AI) - proposed" w:date="2026-10-18T00:26:16Z">
               <w:r>
                 <w:rPr>
                   <w:rFonts w:ascii="Arial" w:cs="Arial" w:eastAsia="Arial" w:hAnsi="Arial"/>
@@ -2579,7 +2579,7 @@
                 <w:delText xml:space="preserve"> and has only limited cellular immunity</w:delText>
               </w:r>
             </w:del>
-            <w:ins w:id="9032" w:author="Claude (AI) - proposed" w:date="2026-10-15T02:50:01Z">
+            <w:ins w:id="9032" w:author="Claude (AI) - proposed" w:date="2026-10-18T00:26:16Z">
               <w:r>
                 <w:rPr>
                   <w:rFonts w:ascii="Arial" w:cs="Arial" w:eastAsia="Arial" w:hAnsi="Arial"/>
@@ -2695,7 +2695,7 @@
               </w:rPr>
               <w:t xml:space="preserve">Learners added </w:t>
             </w:r>
-            <w:del w:id="9033" w:author="Claude (AI) - proposed" w:date="2026-10-15T02:50:01Z">
+            <w:del w:id="9033" w:author="Claude (AI) - proposed" w:date="2026-10-18T00:26:16Z">
               <w:r>
                 <w:rPr>
                   <w:rFonts w:ascii="Arial" w:cs="Arial" w:eastAsia="Arial" w:hAnsi="Arial"/>
@@ -2710,7 +2710,7 @@
                 <w:delText xml:space="preserve">coloured </w:delText>
               </w:r>
             </w:del>
-            <w:ins w:id="9034" w:author="Claude (AI) - proposed" w:date="2026-10-15T02:50:01Z">
+            <w:ins w:id="9034" w:author="Claude (AI) - proposed" w:date="2026-10-18T00:26:16Z">
               <w:r>
                 <w:rPr>
                   <w:rFonts w:ascii="Arial" w:cs="Arial" w:eastAsia="Arial" w:hAnsi="Arial"/>
@@ -2738,7 +2738,7 @@
               </w:rPr>
               <w:t xml:space="preserve">Anti-A</w:t>
             </w:r>
-            <w:del w:id="9035" w:author="Claude (AI) - proposed" w:date="2026-10-15T02:50:01Z">
+            <w:del w:id="9035" w:author="Claude (AI) - proposed" w:date="2026-10-18T00:26:16Z">
               <w:r>
                 <w:rPr>
                   <w:rFonts w:ascii="Arial" w:cs="Arial" w:eastAsia="Arial" w:hAnsi="Arial"/>
@@ -2753,7 +2753,7 @@
                 <w:delText xml:space="preserve"> and </w:delText>
               </w:r>
             </w:del>
-            <w:ins w:id="9036" w:author="Claude (AI) - proposed" w:date="2026-10-15T02:50:01Z">
+            <w:ins w:id="9036" w:author="Claude (AI) - proposed" w:date="2026-10-18T00:26:16Z">
               <w:r>
                 <w:rPr>
                   <w:rFonts w:ascii="Arial" w:cs="Arial" w:eastAsia="Arial" w:hAnsi="Arial"/>
@@ -2781,7 +2781,7 @@
               </w:rPr>
               <w:t xml:space="preserve">Anti-B</w:t>
             </w:r>
-            <w:del w:id="9037" w:author="Claude (AI) - proposed" w:date="2026-10-15T02:50:01Z">
+            <w:del w:id="9037" w:author="Claude (AI) - proposed" w:date="2026-10-18T00:26:16Z">
               <w:r>
                 <w:rPr>
                   <w:rFonts w:ascii="Arial" w:cs="Arial" w:eastAsia="Arial" w:hAnsi="Arial"/>
@@ -2796,7 +2796,7 @@
                 <w:delText xml:space="preserve"> indicator</w:delText>
               </w:r>
             </w:del>
-            <w:ins w:id="9038" w:author="Claude (AI) - proposed" w:date="2026-10-15T02:50:01Z">
+            <w:ins w:id="9038" w:author="Claude (AI) - proposed" w:date="2026-10-18T00:26:16Z">
               <w:r>
                 <w:rPr>
                   <w:rFonts w:ascii="Arial" w:cs="Arial" w:eastAsia="Arial" w:hAnsi="Arial"/>
@@ -2824,7 +2824,7 @@
               </w:rPr>
               <w:t xml:space="preserve"> solutions to four simulated blood samples and observed </w:t>
             </w:r>
-            <w:del w:id="9039" w:author="Claude (AI) - proposed" w:date="2026-10-15T02:50:01Z">
+            <w:del w:id="9039" w:author="Claude (AI) - proposed" w:date="2026-10-18T00:26:16Z">
               <w:r>
                 <w:rPr>
                   <w:rFonts w:ascii="Arial" w:cs="Arial" w:eastAsia="Arial" w:hAnsi="Arial"/>
@@ -2839,7 +2839,7 @@
                 <w:delText xml:space="preserve">colour changes (or no change)</w:delText>
               </w:r>
             </w:del>
-            <w:ins w:id="9040" w:author="Claude (AI) - proposed" w:date="2026-10-15T02:50:01Z">
+            <w:ins w:id="9040" w:author="Claude (AI) - proposed" w:date="2026-10-18T00:26:16Z">
               <w:r>
                 <w:rPr>
                   <w:rFonts w:ascii="Arial" w:cs="Arial" w:eastAsia="Arial" w:hAnsi="Arial"/>
@@ -2900,7 +2900,7 @@
               </w:rPr>
               <w:t xml:space="preserve">Learners learned that human red blood cells carry surface antigens (A, B, both, or neither) that define ABO blood group, and that plasma contains corresponding antibodies that cause agglutination when mismatched blood is introduced. They learned the rules of transfusion compatibility, that blood group O is the most common in Kenya (~46%) making it the most in-demand at the KNBTS, </w:t>
             </w:r>
-            <w:del w:id="9041" w:author="Claude (AI) - proposed" w:date="2026-10-15T02:50:01Z">
+            <w:del w:id="9041" w:author="Claude (AI) - proposed" w:date="2026-10-18T00:26:16Z">
               <w:r>
                 <w:rPr>
                   <w:rFonts w:ascii="Arial" w:cs="Arial" w:eastAsia="Arial" w:hAnsi="Arial"/>
@@ -2928,7 +2928,7 @@
               </w:rPr>
               <w:t xml:space="preserve">that ~94% of Kenyans are Rh-positive</w:t>
             </w:r>
-            <w:ins w:id="9042" w:author="Claude (AI) - proposed" w:date="2026-10-15T02:50:01Z">
+            <w:ins w:id="9042" w:author="Claude (AI) - proposed" w:date="2026-10-18T00:26:16Z">
               <w:r>
                 <w:rPr>
                   <w:rFonts w:ascii="Arial" w:cs="Arial" w:eastAsia="Arial" w:hAnsi="Arial"/>
@@ -3110,7 +3110,7 @@
               </w:rPr>
               <w:t xml:space="preserve">Learners learned that circulatory complexity </w:t>
             </w:r>
-            <w:del w:id="9043" w:author="Claude (AI) - proposed" w:date="2026-10-15T02:50:01Z">
+            <w:del w:id="9043" w:author="Claude (AI) - proposed" w:date="2026-10-18T00:26:16Z">
               <w:r>
                 <w:rPr>
                   <w:rFonts w:ascii="Arial" w:cs="Arial" w:eastAsia="Arial" w:hAnsi="Arial"/>
@@ -3125,7 +3125,7 @@
                 <w:delText xml:space="preserve">increases progressively from insects through fish and amphibians to mammals, characterised by three evolutionary trends</w:delText>
               </w:r>
             </w:del>
-            <w:ins w:id="9044" w:author="Claude (AI) - proposed" w:date="2026-10-15T02:50:01Z">
+            <w:ins w:id="9044" w:author="Claude (AI) - proposed" w:date="2026-10-18T00:26:16Z">
               <w:r>
                 <w:rPr>
                   <w:rFonts w:ascii="Arial" w:cs="Arial" w:eastAsia="Arial" w:hAnsi="Arial"/>
@@ -3307,7 +3307,7 @@
               </w:rPr>
               <w:t xml:space="preserve">Learners synthesised and consolidated the following key understandings from across all 12 lessons: (1) Transport systems vary in structure — open systems (grasshopper) use haemolymph that bathes organs directly and require no closed vessels; closed systems (fish, frog, mammal) use blood confined to vessels, enabling higher pressure, faster delivery, and finer control. (2) Complexity of transport system correlates with metabolic demand — more active, larger, or more complex animals require more efficient delivery of oxygen and nutrients and removal of waste products. (3) Double circulation (mammals) separates pulmonary and systemic circuits, ensuring fully oxygenated blood reaches the body's tissues — the structural basis of Kipchoge's ability to sustain high-intensity effort and recover rapidly. (4) The four-chambered mammalian heart is a structural adaptation that prevents mixing of oxygenated and deoxygenated blood, enabling maximum oxygen delivery per heartbeat. (5) Evidence from pulse-rate experiments, breathing-rate observations, and </w:t>
             </w:r>
-            <w:del w:id="9045" w:author="Claude (AI) - proposed" w:date="2026-10-15T02:50:01Z">
+            <w:del w:id="9045" w:author="Claude (AI) - proposed" w:date="2026-10-18T00:26:16Z">
               <w:r>
                 <w:rPr>
                   <w:rFonts w:ascii="Arial" w:cs="Arial" w:eastAsia="Arial" w:hAnsi="Arial"/>
@@ -3322,7 +3322,7 @@
                 <w:delText xml:space="preserve">capillary-refill tests</w:delText>
               </w:r>
             </w:del>
-            <w:ins w:id="9046" w:author="Claude (AI) - proposed" w:date="2026-10-15T02:50:01Z">
+            <w:ins w:id="9046" w:author="Claude (AI) - proposed" w:date="2026-10-18T00:26:16Z">
               <w:r>
                 <w:rPr>
                   <w:rFonts w:ascii="Arial" w:cs="Arial" w:eastAsia="Arial" w:hAnsi="Arial"/>
@@ -3350,7 +3350,7 @@
               </w:rPr>
               <w:t xml:space="preserve"> all point to the same underlying mechanism: the mammalian circulatory system is tuned to rapidly match oxygen supply to metabolic demand — which is why Kipchoge's heart rate </w:t>
             </w:r>
-            <w:del w:id="9047" w:author="Claude (AI) - proposed" w:date="2026-10-15T02:50:01Z">
+            <w:del w:id="9047" w:author="Claude (AI) - proposed" w:date="2026-10-18T00:26:16Z">
               <w:r>
                 <w:rPr>
                   <w:rFonts w:ascii="Arial" w:cs="Arial" w:eastAsia="Arial" w:hAnsi="Arial"/>
@@ -3365,7 +3365,7 @@
                 <w:delText xml:space="preserve">drops back to 37 bpm</w:delText>
               </w:r>
             </w:del>
-            <w:ins w:id="9048" w:author="Claude (AI) - proposed" w:date="2026-10-15T02:50:01Z">
+            <w:ins w:id="9048" w:author="Claude (AI) - proposed" w:date="2026-10-18T00:26:16Z">
               <w:r>
                 <w:rPr>
                   <w:rFonts w:ascii="Arial" w:cs="Arial" w:eastAsia="Arial" w:hAnsi="Arial"/>
@@ -3548,7 +3548,7 @@
         </w:rPr>
         <w:t xml:space="preserve">© 2026 SeaVuria and ARES. This work is licensed under a </w:t>
       </w:r>
-      <w:hyperlink w:history="1" r:id="rIdzinpmkc6oyw7vebvqjtdq">
+      <w:hyperlink w:history="1" r:id="rIdiac2dfa9ovdidvkvkwlz9">
         <w:r>
           <w:rPr>
             <w:rFonts w:ascii="Arial" w:cs="Arial" w:eastAsia="Arial" w:hAnsi="Arial"/>
@@ -3568,7 +3568,7 @@
         </w:rPr>
         <w:t xml:space="preserve"> (</w:t>
       </w:r>
-      <w:hyperlink w:history="1" r:id="rIdnx0kc5un1vikfm-b1hrvx">
+      <w:hyperlink w:history="1" r:id="rIdyuwfjcnbh6vzavgosyjjc">
         <w:r>
           <w:rPr>
             <w:rFonts w:ascii="Arial" w:cs="Arial" w:eastAsia="Arial" w:hAnsi="Arial"/>
@@ -3588,7 +3588,7 @@
         </w:rPr>
         <w:t xml:space="preserve">). To view a copy of this license, visit </w:t>
       </w:r>
-      <w:hyperlink w:history="1" r:id="rIdn_k_kylla0ovkuuw4vlm0">
+      <w:hyperlink w:history="1" r:id="rIdvcqpgmmy2xvstqgnjznik">
         <w:r>
           <w:rPr>
             <w:rFonts w:ascii="Arial" w:cs="Arial" w:eastAsia="Arial" w:hAnsi="Arial"/>
